--- a/shinmok1/pack/2610/H1MOGO26-10_33_SET.docx
+++ b/shinmok1/pack/2610/H1MOGO26-10_33_SET.docx
@@ -1014,7 +1014,7 @@
           <w:sz w:val="16"/>
           <w:u w:val="none"/>
         </w:rPr>
-        <w:t xml:space="preserve">  주어진 말을 모두 사용 · 필요한 단어 1개만 어형 변형</w:t>
+        <w:t xml:space="preserve">  주어진 말을 모두 사용 · 어형 변형 3곳 · 조건의 단어 수·구문을 지킬 것</w:t>
       </w:r>
     </w:p>
     <w:p>
@@ -1038,9 +1038,19 @@
           <w:rFonts w:ascii="맑은 고딕" w:hAnsi="맑은 고딕" w:eastAsia="맑은 고딕"/>
           <w:b w:val="0"/>
           <w:sz w:val="17"/>
-          <w:u w:val="none"/>
-        </w:rPr>
-        <w:t>장소가 없다면, 존재들은 단지 추상적 개념에 불과할 것이다.</w:t>
+          <w:u w:val="single"/>
+        </w:rPr>
+        <w:t>This intertwining of space, place, and experience challenges the idea of place as passive backdrop.</w:t>
+      </w:r>
+      <w:r>
+        <w:rPr>
+          <w:rFonts w:ascii="맑은 고딕" w:hAnsi="맑은 고딕" w:eastAsia="맑은 고딕"/>
+          <w:b w:val="0"/>
+          <w:sz w:val="17"/>
+          <w:u w:val="none"/>
+        </w:rPr>
+        <w:br/>
+        <w:t>&lt;조건&gt; 밑줄 친 영문과 같은 뜻이 되도록 · 구문: 조동사 + 수동태(can no longer be seen as) · 총 19단어</w:t>
       </w:r>
     </w:p>
     <w:p>
@@ -1057,7 +1067,7 @@
           <w:sz w:val="17"/>
           <w:u w:val="none"/>
         </w:rPr>
-        <w:t>beings / places / without / would / be / only / abstract</w:t>
+        <w:t>be / place / because / space, place, and experience / so closely / intertwine / see / can no longer / as / a passive background</w:t>
       </w:r>
     </w:p>
     <w:p>
@@ -3868,7 +3878,7 @@
           <w:sz w:val="15"/>
           <w:u w:val="none"/>
         </w:rPr>
-        <w:t xml:space="preserve"> Without places, beings would be only abstractions. (abstract→abstractions)</w:t>
+        <w:t xml:space="preserve"> Because space, place, and experience are so closely intertwined, place can no longer be seen as a passive background. (영→영 재진술: This intertwining of … challenges the idea of place as passive backdrop → Because … are so closely intertwined, place can no longer be seen as … / be→are · intertwine→intertwined · see→be seen / 19단어 / 조동사 수동)</w:t>
       </w:r>
     </w:p>
     <w:p>
@@ -5111,7 +5121,7 @@
           <w:sz w:val="14"/>
           <w:u w:val="none"/>
         </w:rPr>
-        <w:t xml:space="preserve"> 우리의 모든 경험이 물리적 공간에서 ‘일어난다’는 바로 그 사실은 그 공간을, 그것을 규정하는 것, 즉 그 안에서 일어난 사건과 분리될 수 없게 만든다. 그 나무와 그 아래의 땅은 그곳에서 일어난 일과 분리될 수 없다. 공간, 장소, 그리고 경험의 이러한 뒤얽힘은 장소를 수동적인 배경으로 보는 생각에 이의를 제기한다. 만약 장소와 공간이 경험의 바로 그 핵심에 중심적인 것이라면, 우리는 공간적 틀이 모든 경험, 즉 모든 장소에서의 행동, 생각, 기억, 감정의 매개체이며, (흔히 생각되듯) 단지 경험 외부에 있는 배경이나 맥락이 아니라는 가능성을 받아들여야 한다. 벨기에의 문학 평론가 Georges Poulet는 Marcel Proust의 위대한 소설 『잃어버린 시간을 찾아서』에서 만들어진 공간에 대해 쓰면서 그 점을 우아하게 표현했다. “존재들은 자신들이 있게 되는 장소들로 스스로를 둘러싼다. 마치 사람이 변장인 동시에 성격 묘사이기도 한 옷으로 자기 자신을 감싸듯이. 장소가 없다면, 존재들은 단지 추상적 개념에 불과할 것이다.”</w:t>
+        <w:t xml:space="preserve"> ['우리의 모든 경험이 물리적 공간에서 ‘일어난다’는 바로 그 사실은 그 공간을, 그것을 규정하는 것, 즉 그 안에서 일어난 사건과 분리될 수 없게 만든다.', '그 나무와 그 아래의 땅은 그곳에서 일어난 일과 분리될 수 없다.', '공간, 장소, 그리고 경험의 이러한 뒤얽힘은 장소를 수동적인 배경으로 보는 생각에 이의를 제기한다.', '만약 장소와 공간이 경험의 바로 그 핵심에 중심적인 것이라면, 우리는 공간적 틀이 모든 경험, 즉 모든 장소에서의 행동, 생각, 기억, 감정의 매개체이며, (흔히 생각되듯) 단지 경험 외부에 있는 배경이나 맥락이 아니라는 가능성을 받아들여야 한다.', '벨기에의 문학 평론가 Georges Poulet는 Marcel Proust의 위대한 소설 『잃어버린 시간을 찾아서』에서 만들어진 공간에 대해 쓰면서 그 점을 우아하게 표현했다. “존재들은 자신들이 있게 되는 장소들로 스스로를 둘러싼다. 마치 사람이 변장인 동시에 성격 묘사이기도 한 옷으로 자기 자신을 감싸듯이.', '장소가 없다면, 존재들은 단지 추상적 개념에 불과할 것이다.”']</w:t>
       </w:r>
     </w:p>
     <w:p>
@@ -5136,7 +5146,7 @@
           <w:sz w:val="14"/>
           <w:u w:val="none"/>
         </w:rPr>
-        <w:t xml:space="preserve"> 비슷한 말을 음악과 그것이 함께하는 순간들에 대해서도 할 수 있다. 친구와의 긴 드라이브 중에 흘러나왔던 노래는 더 이상 그저 노래가 아니다; 그것은 그 길, 그 웃음, 그리고 그와 함께 왔던 침묵을 담고 있다. 여러 해 뒤 같은 선율을 들으면, 여러분은 그 여행을 단순히 떠올리는 것이 아니라 그 안에 다시 놓인 자신을 느낀다. 다시 말해 음악은 바깥에서 경험 위에 덧씌워진 배경음악이 아니다. 그것은 경험 자체의 일부가 되는데, 바로 그래서 한 곡이 오후 전체를 담고 있는 듯 보일 수 있는 것이다.</w:t>
+        <w:t xml:space="preserve"> ['비슷한 말을 음악과 그것이 함께하는 순간들에 대해서도 할 수 있다.', '친구와의 긴 드라이브 중에 흘러나왔던 노래는 더 이상 그저 노래가 아니다; 그것은 그 길, 그 웃음, 그리고 그와 함께 왔던 침묵을 담고 있다.', '여러 해 뒤 같은 선율을 들으면, 여러분은 그 여행을 단순히 떠올리는 것이 아니라 그 안에 다시 놓인 자신을 느낀다.', '다시 말해 음악은 바깥에서 경험 위에 덧씌워진 배경음악이 아니다.', '그것은 경험 자체의 일부가 되는데, 바로 그래서 한 곡이 오후 전체를 담고 있는 듯 보일 수 있는 것이다.']</w:t>
       </w:r>
     </w:p>
     <w:sectPr>
